--- a/chapters/18-variable-selection-causal-inference.docx
+++ b/chapters/18-variable-selection-causal-inference.docx
@@ -92,7 +92,7 @@
         <w:t xml:space="preserve">: Variable selection for causal inference is fundamentally different from variable selection for prediction. We must use causal reasoning (often encoded in DAGs) rather than purely statistical criteria.</w:t>
       </w:r>
     </w:p>
-    <w:bookmarkStart w:id="22" w:name="the-traditional-approach-pp.-265-267"/>
+    <w:bookmarkStart w:id="11" w:name="the-traditional-approach-pp.-265-267"/>
     <w:p>
       <w:pPr>
         <w:pStyle w:val="Heading2"/>
@@ -129,7 +129,7 @@
         <w:t xml:space="preserve">, not causal inference.</w:t>
       </w:r>
     </w:p>
-    <w:bookmarkStart w:id="20" w:name="prediction-vs-causal-inference"/>
+    <w:bookmarkStart w:id="9" w:name="prediction-vs-causal-inference"/>
     <w:p>
       <w:pPr>
         <w:pStyle w:val="Heading3"/>
@@ -224,28 +224,30 @@
         <m:r>
           <m:t>E</m:t>
         </m:r>
-        <m:d>
-          <m:dPr>
-            <m:begChr m:val="["/>
-            <m:sepChr m:val=""/>
-            <m:endChr m:val="]"/>
-            <m:grow/>
-          </m:dPr>
+        <m:r>
+          <m:rPr>
+            <m:sty m:val="p"/>
+          </m:rPr>
+          <m:t>[</m:t>
+        </m:r>
+        <m:sSup>
           <m:e>
-            <m:sSup>
-              <m:e>
-                <m:r>
-                  <m:t>Y</m:t>
-                </m:r>
-              </m:e>
-              <m:sup>
-                <m:r>
-                  <m:t>a</m:t>
-                </m:r>
-              </m:sup>
-            </m:sSup>
+            <m:r>
+              <m:t>Y</m:t>
+            </m:r>
           </m:e>
-        </m:d>
+          <m:sup>
+            <m:r>
+              <m:t>a</m:t>
+            </m:r>
+          </m:sup>
+        </m:sSup>
+        <m:r>
+          <m:rPr>
+            <m:sty m:val="p"/>
+          </m:rPr>
+          <m:t>]</m:t>
+        </m:r>
       </m:oMath>
       <w:r>
         <w:t xml:space="preserve"> </w:t>
@@ -260,37 +262,39 @@
         <m:r>
           <m:t>E</m:t>
         </m:r>
-        <m:d>
-          <m:dPr>
-            <m:begChr m:val="["/>
-            <m:sepChr m:val=""/>
-            <m:endChr m:val="]"/>
-            <m:grow/>
-          </m:dPr>
+        <m:r>
+          <m:rPr>
+            <m:sty m:val="p"/>
+          </m:rPr>
+          <m:t>[</m:t>
+        </m:r>
+        <m:sSup>
           <m:e>
-            <m:sSup>
-              <m:e>
-                <m:r>
-                  <m:t>Y</m:t>
-                </m:r>
-              </m:e>
-              <m:sup>
-                <m:r>
-                  <m:t>a</m:t>
-                </m:r>
-                <m:r>
-                  <m:rPr>
-                    <m:sty m:val="p"/>
-                  </m:rPr>
-                  <m:t>=</m:t>
-                </m:r>
-                <m:r>
-                  <m:t>1</m:t>
-                </m:r>
-              </m:sup>
-            </m:sSup>
+            <m:r>
+              <m:t>Y</m:t>
+            </m:r>
           </m:e>
-        </m:d>
+          <m:sup>
+            <m:r>
+              <m:t>a</m:t>
+            </m:r>
+            <m:r>
+              <m:rPr>
+                <m:sty m:val="p"/>
+              </m:rPr>
+              <m:t>=</m:t>
+            </m:r>
+            <m:r>
+              <m:t>1</m:t>
+            </m:r>
+          </m:sup>
+        </m:sSup>
+        <m:r>
+          <m:rPr>
+            <m:sty m:val="p"/>
+          </m:rPr>
+          <m:t>]</m:t>
+        </m:r>
         <m:r>
           <m:rPr>
             <m:sty m:val="p"/>
@@ -300,37 +304,39 @@
         <m:r>
           <m:t>E</m:t>
         </m:r>
-        <m:d>
-          <m:dPr>
-            <m:begChr m:val="["/>
-            <m:sepChr m:val=""/>
-            <m:endChr m:val="]"/>
-            <m:grow/>
-          </m:dPr>
+        <m:r>
+          <m:rPr>
+            <m:sty m:val="p"/>
+          </m:rPr>
+          <m:t>[</m:t>
+        </m:r>
+        <m:sSup>
           <m:e>
-            <m:sSup>
-              <m:e>
-                <m:r>
-                  <m:t>Y</m:t>
-                </m:r>
-              </m:e>
-              <m:sup>
-                <m:r>
-                  <m:t>a</m:t>
-                </m:r>
-                <m:r>
-                  <m:rPr>
-                    <m:sty m:val="p"/>
-                  </m:rPr>
-                  <m:t>=</m:t>
-                </m:r>
-                <m:r>
-                  <m:t>0</m:t>
-                </m:r>
-              </m:sup>
-            </m:sSup>
+            <m:r>
+              <m:t>Y</m:t>
+            </m:r>
           </m:e>
-        </m:d>
+          <m:sup>
+            <m:r>
+              <m:t>a</m:t>
+            </m:r>
+            <m:r>
+              <m:rPr>
+                <m:sty m:val="p"/>
+              </m:rPr>
+              <m:t>=</m:t>
+            </m:r>
+            <m:r>
+              <m:t>0</m:t>
+            </m:r>
+          </m:sup>
+        </m:sSup>
+        <m:r>
+          <m:rPr>
+            <m:sty m:val="p"/>
+          </m:rPr>
+          <m:t>]</m:t>
+        </m:r>
       </m:oMath>
     </w:p>
     <w:p>
@@ -407,8 +413,8 @@
         <w:t xml:space="preserve">: A mediator predicts the outcome well, but adjusting for it removes part of the causal effect we want to estimate.</w:t>
       </w:r>
     </w:p>
-    <w:bookmarkEnd w:id="20"/>
-    <w:bookmarkStart w:id="21" w:name="stepwise-selection"/>
+    <w:bookmarkEnd w:id="9"/>
+    <w:bookmarkStart w:id="10" w:name="stepwise-selection"/>
     <w:p>
       <w:pPr>
         <w:pStyle w:val="Heading3"/>
@@ -561,9 +567,9 @@
         <w:t xml:space="preserve">stepwise selection for causal inference.</w:t>
       </w:r>
     </w:p>
-    <w:bookmarkEnd w:id="21"/>
-    <w:bookmarkEnd w:id="22"/>
-    <w:bookmarkStart w:id="27" w:name="confounding-and-confounders-pp.-267-270"/>
+    <w:bookmarkEnd w:id="10"/>
+    <w:bookmarkEnd w:id="11"/>
+    <w:bookmarkStart w:id="16" w:name="confounding-and-confounders-pp.-267-270"/>
     <w:p>
       <w:pPr>
         <w:pStyle w:val="Heading2"/>
@@ -587,7 +593,7 @@
         <w:t xml:space="preserve">What exactly is a confounder, and when should we adjust for it?</w:t>
       </w:r>
     </w:p>
-    <w:bookmarkStart w:id="23" w:name="def-confounder-formal"/>
+    <w:bookmarkStart w:id="12" w:name="def-confounder-formal"/>
     <w:p>
       <w:pPr>
         <w:pStyle w:val="BodyText"/>
@@ -822,8 +828,8 @@
         <w:t xml:space="preserve">.</w:t>
       </w:r>
     </w:p>
-    <w:bookmarkEnd w:id="23"/>
-    <w:bookmarkStart w:id="24" w:name="backdoor-paths"/>
+    <w:bookmarkEnd w:id="12"/>
+    <w:bookmarkStart w:id="13" w:name="backdoor-paths"/>
     <w:p>
       <w:pPr>
         <w:pStyle w:val="Heading3"/>
@@ -964,8 +970,8 @@
         <w:t xml:space="preserve">: Block all backdoor paths to eliminate confounding.</w:t>
       </w:r>
     </w:p>
-    <w:bookmarkEnd w:id="24"/>
-    <w:bookmarkStart w:id="26" w:name="sufficient-adjustment-sets"/>
+    <w:bookmarkEnd w:id="13"/>
+    <w:bookmarkStart w:id="15" w:name="sufficient-adjustment-sets"/>
     <w:p>
       <w:pPr>
         <w:pStyle w:val="Heading3"/>
@@ -974,7 +980,7 @@
         <w:t xml:space="preserve">2.2 Sufficient Adjustment Sets</w:t>
       </w:r>
     </w:p>
-    <w:bookmarkStart w:id="25" w:name="def-sufficient-adjustment"/>
+    <w:bookmarkStart w:id="14" w:name="def-sufficient-adjustment"/>
     <w:p>
       <w:pPr>
         <w:pStyle w:val="FirstParagraph"/>
@@ -1073,61 +1079,63 @@
         <w:t xml:space="preserve"> </w:t>
       </w:r>
       <m:oMath>
-        <m:d>
-          <m:dPr>
-            <m:begChr m:val="("/>
-            <m:sepChr m:val=""/>
-            <m:endChr m:val=")"/>
-            <m:grow/>
-          </m:dPr>
+        <m:r>
+          <m:rPr>
+            <m:sty m:val="p"/>
+          </m:rPr>
+          <m:t>(</m:t>
+        </m:r>
+        <m:sSup>
           <m:e>
-            <m:sSup>
-              <m:e>
-                <m:r>
-                  <m:t>Y</m:t>
-                </m:r>
-              </m:e>
-              <m:sup>
-                <m:r>
-                  <m:t>a</m:t>
-                </m:r>
-              </m:sup>
-            </m:sSup>
             <m:r>
-              <m:rPr>
-                <m:sty m:val="p"/>
-              </m:rPr>
-              <m:t>⟂</m:t>
-            </m:r>
-            <m:r>
-              <m:t>​</m:t>
-            </m:r>
-            <m:r>
-              <m:t>​</m:t>
-            </m:r>
-            <m:r>
-              <m:t>​</m:t>
-            </m:r>
-            <m:r>
-              <m:rPr>
-                <m:sty m:val="p"/>
-              </m:rPr>
-              <m:t>⟂</m:t>
-            </m:r>
-            <m:r>
-              <m:t>A</m:t>
-            </m:r>
-            <m:r>
-              <m:rPr>
-                <m:sty m:val="p"/>
-              </m:rPr>
-              <m:t>∣</m:t>
-            </m:r>
-            <m:r>
-              <m:t>L</m:t>
+              <m:t>Y</m:t>
             </m:r>
           </m:e>
-        </m:d>
+          <m:sup>
+            <m:r>
+              <m:t>a</m:t>
+            </m:r>
+          </m:sup>
+        </m:sSup>
+        <m:r>
+          <m:rPr>
+            <m:sty m:val="p"/>
+          </m:rPr>
+          <m:t>⟂</m:t>
+        </m:r>
+        <m:r>
+          <m:t>​</m:t>
+        </m:r>
+        <m:r>
+          <m:t>​</m:t>
+        </m:r>
+        <m:r>
+          <m:t>​</m:t>
+        </m:r>
+        <m:r>
+          <m:rPr>
+            <m:sty m:val="p"/>
+          </m:rPr>
+          <m:t>⟂</m:t>
+        </m:r>
+        <m:r>
+          <m:t>A</m:t>
+        </m:r>
+        <m:r>
+          <m:rPr>
+            <m:sty m:val="p"/>
+          </m:rPr>
+          <m:t>∣</m:t>
+        </m:r>
+        <m:r>
+          <m:t>L</m:t>
+        </m:r>
+        <m:r>
+          <m:rPr>
+            <m:sty m:val="p"/>
+          </m:rPr>
+          <m:t>)</m:t>
+        </m:r>
       </m:oMath>
       <w:r>
         <w:t xml:space="preserve"> </w:t>
@@ -1150,7 +1158,7 @@
         <w:t xml:space="preserve">(conditional exchangeability).</w:t>
       </w:r>
     </w:p>
-    <w:bookmarkEnd w:id="25"/>
+    <w:bookmarkEnd w:id="14"/>
     <w:p>
       <w:pPr>
         <w:pStyle w:val="BodyText"/>
@@ -1334,9 +1342,9 @@
         <w:t xml:space="preserve">This is superior to traditional approaches because it’s based on causal structure, not statistical associations.</w:t>
       </w:r>
     </w:p>
-    <w:bookmarkEnd w:id="26"/>
-    <w:bookmarkEnd w:id="27"/>
-    <w:bookmarkStart w:id="32" w:name="confounding-adjustment-pp.-270-273"/>
+    <w:bookmarkEnd w:id="15"/>
+    <w:bookmarkEnd w:id="16"/>
+    <w:bookmarkStart w:id="21" w:name="confounding-adjustment-pp.-270-273"/>
     <w:p>
       <w:pPr>
         <w:pStyle w:val="Heading2"/>
@@ -1360,7 +1368,7 @@
         <w:t xml:space="preserve">When we adjust for a sufficient set, we remove confounding. But be careful about adjusting for too much.</w:t>
       </w:r>
     </w:p>
-    <w:bookmarkStart w:id="28" w:name="variables-to-include"/>
+    <w:bookmarkStart w:id="17" w:name="variables-to-include"/>
     <w:p>
       <w:pPr>
         <w:pStyle w:val="Heading3"/>
@@ -1478,8 +1486,8 @@
         <w:t xml:space="preserve">to block the backdoor path.</w:t>
       </w:r>
     </w:p>
-    <w:bookmarkEnd w:id="28"/>
-    <w:bookmarkStart w:id="29" w:name="variables-to-exclude"/>
+    <w:bookmarkEnd w:id="17"/>
+    <w:bookmarkStart w:id="18" w:name="variables-to-exclude"/>
     <w:p>
       <w:pPr>
         <w:pStyle w:val="Heading3"/>
@@ -1650,8 +1658,8 @@
         <w:t xml:space="preserve">✗ Usually do NOT adjust (may induce bias)</w:t>
       </w:r>
     </w:p>
-    <w:bookmarkEnd w:id="29"/>
-    <w:bookmarkStart w:id="31" w:name="colliders"/>
+    <w:bookmarkEnd w:id="18"/>
+    <w:bookmarkStart w:id="20" w:name="colliders"/>
     <w:p>
       <w:pPr>
         <w:pStyle w:val="Heading3"/>
@@ -1660,7 +1668,7 @@
         <w:t xml:space="preserve">3.3 Colliders</w:t>
       </w:r>
     </w:p>
-    <w:bookmarkStart w:id="30" w:name="def-collider"/>
+    <w:bookmarkStart w:id="19" w:name="def-collider"/>
     <w:p>
       <w:pPr>
         <w:pStyle w:val="FirstParagraph"/>
@@ -1906,7 +1914,7 @@
         <w:t xml:space="preserve">.</w:t>
       </w:r>
     </w:p>
-    <w:bookmarkEnd w:id="30"/>
+    <w:bookmarkEnd w:id="19"/>
     <w:p>
       <w:pPr>
         <w:pStyle w:val="BodyText"/>
@@ -2118,9 +2126,9 @@
         <w:t xml:space="preserve">in regression can introduce bias.</w:t>
       </w:r>
     </w:p>
-    <w:bookmarkEnd w:id="31"/>
-    <w:bookmarkEnd w:id="32"/>
-    <w:bookmarkStart w:id="35" w:name="X3e01b82cd3a38645145fa283163d3b6c6863fdd"/>
+    <w:bookmarkEnd w:id="20"/>
+    <w:bookmarkEnd w:id="21"/>
+    <w:bookmarkStart w:id="24" w:name="X3e01b82cd3a38645145fa283163d3b6c6863fdd"/>
     <w:p>
       <w:pPr>
         <w:pStyle w:val="Heading2"/>
@@ -2144,7 +2152,7 @@
         <w:t xml:space="preserve">Some variables should not be adjusted for even if they’re associated with both treatment and outcome.</w:t>
       </w:r>
     </w:p>
-    <w:bookmarkStart w:id="33" w:name="m-bias-butterfly-bias"/>
+    <w:bookmarkStart w:id="22" w:name="m-bias-butterfly-bias"/>
     <w:p>
       <w:pPr>
         <w:pStyle w:val="Heading3"/>
@@ -2670,8 +2678,8 @@
         <w:t xml:space="preserve">: Don’t adjust for a variable just because it’s associated with treatment and outcome. Check the causal structure!</w:t>
       </w:r>
     </w:p>
-    <w:bookmarkEnd w:id="33"/>
-    <w:bookmarkStart w:id="34" w:name="instrumental-variables-revisited"/>
+    <w:bookmarkEnd w:id="22"/>
+    <w:bookmarkStart w:id="23" w:name="instrumental-variables-revisited"/>
     <w:p>
       <w:pPr>
         <w:pStyle w:val="Heading3"/>
@@ -2865,9 +2873,9 @@
         <w:t xml:space="preserve">confounds some other relationship of interest: MAYBE</w:t>
       </w:r>
     </w:p>
-    <w:bookmarkEnd w:id="34"/>
-    <w:bookmarkEnd w:id="35"/>
-    <w:bookmarkStart w:id="39" w:name="Xb9f9399c96308a999cd892d1ec04d61f2d07251"/>
+    <w:bookmarkEnd w:id="23"/>
+    <w:bookmarkEnd w:id="24"/>
+    <w:bookmarkStart w:id="28" w:name="Xb9f9399c96308a999cd892d1ec04d61f2d07251"/>
     <w:p>
       <w:pPr>
         <w:pStyle w:val="Heading2"/>
@@ -2891,7 +2899,7 @@
         <w:t xml:space="preserve">Time-varying treatments create new challenges for variable selection.</w:t>
       </w:r>
     </w:p>
-    <w:bookmarkStart w:id="36" w:name="time-varying-confounding"/>
+    <w:bookmarkStart w:id="25" w:name="time-varying-confounding"/>
     <w:p>
       <w:pPr>
         <w:pStyle w:val="Heading3"/>
@@ -3194,8 +3202,8 @@
         <w:t xml:space="preserve">is a mediator (should not adjust in standard regression)</w:t>
       </w:r>
     </w:p>
-    <w:bookmarkEnd w:id="36"/>
-    <w:bookmarkStart w:id="38" w:name="intermediate-confounder"/>
+    <w:bookmarkEnd w:id="25"/>
+    <w:bookmarkStart w:id="27" w:name="intermediate-confounder"/>
     <w:p>
       <w:pPr>
         <w:pStyle w:val="Heading3"/>
@@ -3204,7 +3212,7 @@
         <w:t xml:space="preserve">5.2 Intermediate Confounder</w:t>
       </w:r>
     </w:p>
-    <w:bookmarkStart w:id="37" w:name="def-intermediate-confounder"/>
+    <w:bookmarkStart w:id="26" w:name="def-intermediate-confounder"/>
     <w:p>
       <w:pPr>
         <w:pStyle w:val="FirstParagraph"/>
@@ -3412,7 +3420,7 @@
         <w:t xml:space="preserve"> A_1 → Y</w:t>
       </w:r>
     </w:p>
-    <w:bookmarkEnd w:id="37"/>
+    <w:bookmarkEnd w:id="26"/>
     <w:p>
       <w:pPr>
         <w:pStyle w:val="FirstParagraph"/>
@@ -3779,9 +3787,9 @@
         <w:t xml:space="preserve">: Marginal structural models with IP weighting or g-formula can properly estimate effects in this setting.</w:t>
       </w:r>
     </w:p>
-    <w:bookmarkEnd w:id="38"/>
-    <w:bookmarkEnd w:id="39"/>
-    <w:bookmarkStart w:id="43" w:name="X97057dbbdff5ab19ed8627b492a5596c4a0813d"/>
+    <w:bookmarkEnd w:id="27"/>
+    <w:bookmarkEnd w:id="28"/>
+    <w:bookmarkStart w:id="32" w:name="X97057dbbdff5ab19ed8627b492a5596c4a0813d"/>
     <w:p>
       <w:pPr>
         <w:pStyle w:val="Heading2"/>
@@ -3805,7 +3813,7 @@
         <w:t xml:space="preserve">After ensuring confounding is addressed, can we include additional variables to improve precision?</w:t>
       </w:r>
     </w:p>
-    <w:bookmarkStart w:id="40" w:name="precision-variables"/>
+    <w:bookmarkStart w:id="29" w:name="precision-variables"/>
     <w:p>
       <w:pPr>
         <w:pStyle w:val="Heading3"/>
@@ -3981,8 +3989,8 @@
         <w:t xml:space="preserve">: Include precision variables to improve efficiency.</w:t>
       </w:r>
     </w:p>
-    <w:bookmarkEnd w:id="40"/>
-    <w:bookmarkStart w:id="41" w:name="instruments-as-precision-variables"/>
+    <w:bookmarkEnd w:id="29"/>
+    <w:bookmarkStart w:id="30" w:name="instruments-as-precision-variables"/>
     <w:p>
       <w:pPr>
         <w:pStyle w:val="Heading3"/>
@@ -4079,8 +4087,8 @@
         <w:t xml:space="preserve">May slightly worsen precision due to additional parameters</w:t>
       </w:r>
     </w:p>
-    <w:bookmarkEnd w:id="41"/>
-    <w:bookmarkStart w:id="42" w:name="practical-strategy"/>
+    <w:bookmarkEnd w:id="30"/>
+    <w:bookmarkStart w:id="31" w:name="practical-strategy"/>
     <w:p>
       <w:pPr>
         <w:pStyle w:val="Heading3"/>
@@ -4244,9 +4252,9 @@
         <w:t xml:space="preserve">: In many applications, confounders ARE strong predictors of the outcome, so adjusting for them serves both purposes (removes bias and improves precision).</w:t>
       </w:r>
     </w:p>
-    <w:bookmarkEnd w:id="42"/>
-    <w:bookmarkEnd w:id="43"/>
-    <w:bookmarkStart w:id="46" w:name="using-causal-diagrams-pp.-281-282"/>
+    <w:bookmarkEnd w:id="31"/>
+    <w:bookmarkEnd w:id="32"/>
+    <w:bookmarkStart w:id="35" w:name="using-causal-diagrams-pp.-281-282"/>
     <w:p>
       <w:pPr>
         <w:pStyle w:val="Heading2"/>
@@ -4280,7 +4288,7 @@
         <w:t xml:space="preserve">(directed acyclic graphs) are invaluable tools for variable selection.</w:t>
       </w:r>
     </w:p>
-    <w:bookmarkStart w:id="44" w:name="steps-for-using-dags"/>
+    <w:bookmarkStart w:id="33" w:name="steps-for-using-dags"/>
     <w:p>
       <w:pPr>
         <w:pStyle w:val="Heading3"/>
@@ -4544,8 +4552,8 @@
         <w:t xml:space="preserve">Check for practical considerations (measurement error, missing data, etc.)</w:t>
       </w:r>
     </w:p>
-    <w:bookmarkEnd w:id="44"/>
-    <w:bookmarkStart w:id="45" w:name="software-tools"/>
+    <w:bookmarkEnd w:id="33"/>
+    <w:bookmarkStart w:id="34" w:name="software-tools"/>
     <w:p>
       <w:pPr>
         <w:pStyle w:val="Heading3"/>
@@ -4952,9 +4960,9 @@
         <w:t xml:space="preserve">: Draw multiple plausible DAGs, find adjustment sets for each, conduct sensitivity analyses.</w:t>
       </w:r>
     </w:p>
-    <w:bookmarkEnd w:id="45"/>
-    <w:bookmarkEnd w:id="46"/>
-    <w:bookmarkStart w:id="50" w:name="summary"/>
+    <w:bookmarkEnd w:id="34"/>
+    <w:bookmarkEnd w:id="35"/>
+    <w:bookmarkStart w:id="39" w:name="summary"/>
     <w:p>
       <w:pPr>
         <w:pStyle w:val="Heading2"/>
@@ -5777,8 +5785,8 @@
         <w:t xml:space="preserve">: Part III extends these ideas to longitudinal settings with time-varying treatments and confounders, where variable selection becomes even more critical and complex.</w:t>
       </w:r>
     </w:p>
-    <w:bookmarkStart w:id="49" w:name="refs"/>
-    <w:bookmarkStart w:id="48" w:name="ref-hernan2020causal"/>
+    <w:bookmarkStart w:id="38" w:name="refs"/>
+    <w:bookmarkStart w:id="37" w:name="ref-hernan2020causal"/>
     <w:p>
       <w:pPr>
         <w:pStyle w:val="Bibliography"/>
@@ -5797,12 +5805,12 @@
         <w:t xml:space="preserve">Causal Inference: What If</w:t>
       </w:r>
       <w:r>
-        <w:t xml:space="preserve">. Boca Raton: Chapman &amp; Hall/CRC.</w:t>
-      </w:r>
-      <w:r>
-        <w:t xml:space="preserve"> </w:t>
-      </w:r>
-      <w:hyperlink r:id="rId47">
+        <w:t xml:space="preserve">. Chapman &amp; Hall/CRC.</w:t>
+      </w:r>
+      <w:r>
+        <w:t xml:space="preserve"> </w:t>
+      </w:r>
+      <w:hyperlink r:id="rId36">
         <w:r>
           <w:rPr>
             <w:rStyle w:val="Hyperlink"/>
@@ -5814,9 +5822,9 @@
         <w:t xml:space="preserve">.</w:t>
       </w:r>
     </w:p>
-    <w:bookmarkEnd w:id="48"/>
-    <w:bookmarkEnd w:id="49"/>
-    <w:bookmarkEnd w:id="50"/>
+    <w:bookmarkEnd w:id="37"/>
+    <w:bookmarkEnd w:id="38"/>
+    <w:bookmarkEnd w:id="39"/>
     <w:sectPr>
       <w:footnotePr>
         <w:numRestart w:val="eachSect"/>
@@ -6489,10 +6497,10 @@
   <w:docDefaults>
     <w:rPrDefault>
       <w:rPr>
-        <w:rFonts w:asciiTheme="minorHAnsi" w:cstheme="minorBidi" w:eastAsiaTheme="minorHAnsi" w:hAnsiTheme="minorHAnsi"/>
+        <w:rFonts w:asciiTheme="minorHAnsi" w:cstheme="minorBidi" w:eastAsiaTheme="minorEastAsia" w:hAnsiTheme="minorHAnsi"/>
         <w:sz w:val="24"/>
         <w:szCs w:val="24"/>
-        <w:lang w:bidi="ar-SA" w:eastAsia="en-US" w:val="en-US"/>
+        <w:lang w:bidi="ar-SA" w:eastAsia="zh-CN" w:val="en-US"/>
       </w:rPr>
     </w:rPrDefault>
     <w:pPrDefault>
@@ -7033,13 +7041,6 @@
       </w:tblCellMar>
     </w:tblPr>
     <w:tblStylePr w:type="firstRow">
-      <w:tblPr>
-        <w:jc w:val="left"/>
-        <w:tblInd w:type="dxa" w:w="0"/>
-      </w:tblPr>
-      <w:trPr>
-        <w:jc w:val="left"/>
-      </w:trPr>
       <w:tcPr>
         <w:tcBorders>
           <w:bottom w:val="single"/>

--- a/chapters/18-variable-selection-causal-inference.docx
+++ b/chapters/18-variable-selection-causal-inference.docx
@@ -593,242 +593,279 @@
         <w:t xml:space="preserve">What exactly is a confounder, and when should we adjust for it?</w:t>
       </w:r>
     </w:p>
-    <w:bookmarkStart w:id="12" w:name="def-confounder-formal"/>
-    <w:p>
-      <w:pPr>
-        <w:pStyle w:val="BodyText"/>
-      </w:pPr>
-      <w:r>
-        <w:rPr>
-          <w:b/>
-          <w:bCs/>
-        </w:rPr>
-        <w:t xml:space="preserve">Definition 1 (Confounder (Formal Definition))</w:t>
-      </w:r>
-      <w:r>
-        <w:t xml:space="preserve"> </w:t>
-      </w:r>
-      <w:r>
-        <w:t xml:space="preserve">A variable</w:t>
-      </w:r>
-      <w:r>
-        <w:t xml:space="preserve"> </w:t>
-      </w:r>
-      <m:oMath>
-        <m:r>
-          <m:t>L</m:t>
-        </m:r>
-      </m:oMath>
-      <w:r>
-        <w:t xml:space="preserve"> </w:t>
-      </w:r>
-      <w:r>
-        <w:t xml:space="preserve">is a</w:t>
-      </w:r>
-      <w:r>
-        <w:t xml:space="preserve"> </w:t>
-      </w:r>
-      <w:r>
-        <w:rPr>
-          <w:b/>
-          <w:bCs/>
-        </w:rPr>
-        <w:t xml:space="preserve">confounder</w:t>
-      </w:r>
-      <w:r>
-        <w:t xml:space="preserve"> </w:t>
-      </w:r>
-      <w:r>
-        <w:t xml:space="preserve">for the effect of</w:t>
-      </w:r>
-      <w:r>
-        <w:t xml:space="preserve"> </w:t>
-      </w:r>
-      <m:oMath>
-        <m:r>
-          <m:t>A</m:t>
-        </m:r>
-      </m:oMath>
-      <w:r>
-        <w:t xml:space="preserve"> </w:t>
-      </w:r>
-      <w:r>
-        <w:t xml:space="preserve">on</w:t>
-      </w:r>
-      <w:r>
-        <w:t xml:space="preserve"> </w:t>
-      </w:r>
-      <m:oMath>
-        <m:r>
-          <m:t>Y</m:t>
-        </m:r>
-      </m:oMath>
-      <w:r>
-        <w:t xml:space="preserve"> </w:t>
-      </w:r>
-      <w:r>
-        <w:t xml:space="preserve">if:</w:t>
-      </w:r>
-    </w:p>
-    <w:p>
-      <w:pPr>
-        <w:pStyle w:val="Compact"/>
-        <w:numPr>
-          <w:ilvl w:val="0"/>
-          <w:numId w:val="1005"/>
-        </w:numPr>
-      </w:pPr>
-      <m:oMath>
-        <m:r>
-          <m:t>L</m:t>
-        </m:r>
-      </m:oMath>
-      <w:r>
-        <w:t xml:space="preserve"> </w:t>
-      </w:r>
-      <w:r>
-        <w:t xml:space="preserve">is associated with treatment</w:t>
-      </w:r>
-      <w:r>
-        <w:t xml:space="preserve"> </w:t>
-      </w:r>
-      <m:oMath>
-        <m:r>
-          <m:t>A</m:t>
-        </m:r>
-      </m:oMath>
-    </w:p>
-    <w:p>
-      <w:pPr>
-        <w:pStyle w:val="Compact"/>
-        <w:numPr>
-          <w:ilvl w:val="0"/>
-          <w:numId w:val="1005"/>
-        </w:numPr>
-      </w:pPr>
-      <m:oMath>
-        <m:r>
-          <m:t>L</m:t>
-        </m:r>
-      </m:oMath>
-      <w:r>
-        <w:t xml:space="preserve"> </w:t>
-      </w:r>
-      <w:r>
-        <w:t xml:space="preserve">is a cause of outcome</w:t>
-      </w:r>
-      <w:r>
-        <w:t xml:space="preserve"> </w:t>
-      </w:r>
-      <m:oMath>
-        <m:r>
-          <m:t>Y</m:t>
-        </m:r>
-      </m:oMath>
-    </w:p>
-    <w:p>
-      <w:pPr>
-        <w:pStyle w:val="Compact"/>
-        <w:numPr>
-          <w:ilvl w:val="0"/>
-          <w:numId w:val="1005"/>
-        </w:numPr>
-      </w:pPr>
-      <m:oMath>
-        <m:r>
-          <m:t>L</m:t>
-        </m:r>
-      </m:oMath>
-      <w:r>
-        <w:t xml:space="preserve"> </w:t>
-      </w:r>
-      <w:r>
-        <w:t xml:space="preserve">is not affected by</w:t>
-      </w:r>
-      <w:r>
-        <w:t xml:space="preserve"> </w:t>
-      </w:r>
-      <m:oMath>
-        <m:r>
-          <m:t>A</m:t>
-        </m:r>
-      </m:oMath>
-      <w:r>
-        <w:t xml:space="preserve"> </w:t>
-      </w:r>
-      <w:r>
-        <w:t xml:space="preserve">(not a descendant of</w:t>
-      </w:r>
-      <w:r>
-        <w:t xml:space="preserve"> </w:t>
-      </w:r>
-      <m:oMath>
-        <m:r>
-          <m:t>A</m:t>
-        </m:r>
-      </m:oMath>
-      <w:r>
-        <w:t xml:space="preserve"> </w:t>
-      </w:r>
-      <w:r>
-        <w:t xml:space="preserve">on a causal DAG)</w:t>
-      </w:r>
-    </w:p>
-    <w:p>
-      <w:pPr>
-        <w:pStyle w:val="FirstParagraph"/>
-      </w:pPr>
-      <w:r>
-        <w:rPr>
-          <w:b/>
-          <w:bCs/>
-        </w:rPr>
-        <w:t xml:space="preserve">Causal criterion</w:t>
-      </w:r>
-      <w:r>
-        <w:t xml:space="preserve">:</w:t>
-      </w:r>
-      <w:r>
-        <w:t xml:space="preserve"> </w:t>
-      </w:r>
-      <m:oMath>
-        <m:r>
-          <m:t>L</m:t>
-        </m:r>
-      </m:oMath>
-      <w:r>
-        <w:t xml:space="preserve"> </w:t>
-      </w:r>
-      <w:r>
-        <w:t xml:space="preserve">is on a backdoor path from</w:t>
-      </w:r>
-      <w:r>
-        <w:t xml:space="preserve"> </w:t>
-      </w:r>
-      <m:oMath>
-        <m:r>
-          <m:t>A</m:t>
-        </m:r>
-      </m:oMath>
-      <w:r>
-        <w:t xml:space="preserve"> </w:t>
-      </w:r>
-      <w:r>
-        <w:t xml:space="preserve">to</w:t>
-      </w:r>
-      <w:r>
-        <w:t xml:space="preserve"> </w:t>
-      </w:r>
-      <m:oMath>
-        <m:r>
-          <m:t>Y</m:t>
-        </m:r>
-      </m:oMath>
-      <w:r>
-        <w:t xml:space="preserve">.</w:t>
-      </w:r>
-    </w:p>
-    <w:bookmarkEnd w:id="12"/>
+    <w:tbl>
+      <w:tblPr>
+        <w:tblStyle w:val="Table"/>
+        <w:tblInd w:w="164" w:type="dxa"/>
+        <w:tblBorders>
+          <w:left w:val="single" w:sz="24" w:space="0" w:color="909090"/>
+        </w:tblBorders>
+        <w:tblCellMar>
+          <w:left w:w="0" w:type="dxa"/>
+          <w:right w:w="0" w:type="dxa"/>
+        </w:tblCellMar>
+        <w:tblLook w:firstRow="0" w:lastRow="0" w:firstColumn="0" w:lastColumn="0" w:noHBand="0" w:noVBand="0" w:val="0000"/>
+      </w:tblPr>
+      <w:tblGrid>
+        <w:gridCol w:w="7920"/>
+      </w:tblGrid>
+      <w:tr>
+        <w:trPr>
+          <w:cantSplit/>
+        </w:trPr>
+        <w:tc>
+          <w:tcPr>
+            <w:tcMar>
+              <w:left w:w="144" w:type="dxa"/>
+            </w:tcMar>
+          </w:tcPr>
+          <w:p>
+            <w:pPr>
+              <w:pStyle w:val="BodyText"/>
+            </w:pPr>
+            <w:pPr>
+              <w:spacing w:before="16" w:after="64"/>
+            </w:pPr>
+          </w:p>
+          <w:bookmarkStart w:id="12" w:name="def-confounder-formal"/>
+          <w:p>
+            <w:pPr>
+              <w:pStyle w:val="BodyText"/>
+            </w:pPr>
+            <w:r>
+              <w:rPr>
+                <w:b/>
+                <w:bCs/>
+              </w:rPr>
+              <w:t xml:space="preserve">Definition 1 (Confounder (Formal Definition))</w:t>
+            </w:r>
+            <w:r>
+              <w:t xml:space="preserve"> </w:t>
+            </w:r>
+            <w:r>
+              <w:t xml:space="preserve">A variable</w:t>
+            </w:r>
+            <w:r>
+              <w:t xml:space="preserve"> </w:t>
+            </w:r>
+            <m:oMath>
+              <m:r>
+                <m:t>L</m:t>
+              </m:r>
+            </m:oMath>
+            <w:r>
+              <w:t xml:space="preserve"> </w:t>
+            </w:r>
+            <w:r>
+              <w:t xml:space="preserve">is a</w:t>
+            </w:r>
+            <w:r>
+              <w:t xml:space="preserve"> </w:t>
+            </w:r>
+            <w:r>
+              <w:rPr>
+                <w:b/>
+                <w:bCs/>
+              </w:rPr>
+              <w:t xml:space="preserve">confounder</w:t>
+            </w:r>
+            <w:r>
+              <w:t xml:space="preserve"> </w:t>
+            </w:r>
+            <w:r>
+              <w:t xml:space="preserve">for the effect of</w:t>
+            </w:r>
+            <w:r>
+              <w:t xml:space="preserve"> </w:t>
+            </w:r>
+            <m:oMath>
+              <m:r>
+                <m:t>A</m:t>
+              </m:r>
+            </m:oMath>
+            <w:r>
+              <w:t xml:space="preserve"> </w:t>
+            </w:r>
+            <w:r>
+              <w:t xml:space="preserve">on</w:t>
+            </w:r>
+            <w:r>
+              <w:t xml:space="preserve"> </w:t>
+            </w:r>
+            <m:oMath>
+              <m:r>
+                <m:t>Y</m:t>
+              </m:r>
+            </m:oMath>
+            <w:r>
+              <w:t xml:space="preserve"> </w:t>
+            </w:r>
+            <w:r>
+              <w:t xml:space="preserve">if:</w:t>
+            </w:r>
+          </w:p>
+          <w:p>
+            <w:pPr>
+              <w:pStyle w:val="Compact"/>
+              <w:numPr>
+                <w:ilvl w:val="0"/>
+                <w:numId w:val="1005"/>
+              </w:numPr>
+            </w:pPr>
+            <m:oMath>
+              <m:r>
+                <m:t>L</m:t>
+              </m:r>
+            </m:oMath>
+            <w:r>
+              <w:t xml:space="preserve"> </w:t>
+            </w:r>
+            <w:r>
+              <w:t xml:space="preserve">is associated with treatment</w:t>
+            </w:r>
+            <w:r>
+              <w:t xml:space="preserve"> </w:t>
+            </w:r>
+            <m:oMath>
+              <m:r>
+                <m:t>A</m:t>
+              </m:r>
+            </m:oMath>
+          </w:p>
+          <w:p>
+            <w:pPr>
+              <w:pStyle w:val="Compact"/>
+              <w:numPr>
+                <w:ilvl w:val="0"/>
+                <w:numId w:val="1005"/>
+              </w:numPr>
+            </w:pPr>
+            <m:oMath>
+              <m:r>
+                <m:t>L</m:t>
+              </m:r>
+            </m:oMath>
+            <w:r>
+              <w:t xml:space="preserve"> </w:t>
+            </w:r>
+            <w:r>
+              <w:t xml:space="preserve">is a cause of outcome</w:t>
+            </w:r>
+            <w:r>
+              <w:t xml:space="preserve"> </w:t>
+            </w:r>
+            <m:oMath>
+              <m:r>
+                <m:t>Y</m:t>
+              </m:r>
+            </m:oMath>
+          </w:p>
+          <w:p>
+            <w:pPr>
+              <w:pStyle w:val="Compact"/>
+              <w:numPr>
+                <w:ilvl w:val="0"/>
+                <w:numId w:val="1005"/>
+              </w:numPr>
+            </w:pPr>
+            <m:oMath>
+              <m:r>
+                <m:t>L</m:t>
+              </m:r>
+            </m:oMath>
+            <w:r>
+              <w:t xml:space="preserve"> </w:t>
+            </w:r>
+            <w:r>
+              <w:t xml:space="preserve">is not affected by</w:t>
+            </w:r>
+            <w:r>
+              <w:t xml:space="preserve"> </w:t>
+            </w:r>
+            <m:oMath>
+              <m:r>
+                <m:t>A</m:t>
+              </m:r>
+            </m:oMath>
+            <w:r>
+              <w:t xml:space="preserve"> </w:t>
+            </w:r>
+            <w:r>
+              <w:t xml:space="preserve">(not a descendant of</w:t>
+            </w:r>
+            <w:r>
+              <w:t xml:space="preserve"> </w:t>
+            </w:r>
+            <m:oMath>
+              <m:r>
+                <m:t>A</m:t>
+              </m:r>
+            </m:oMath>
+            <w:r>
+              <w:t xml:space="preserve"> </w:t>
+            </w:r>
+            <w:r>
+              <w:t xml:space="preserve">on a causal DAG)</w:t>
+            </w:r>
+          </w:p>
+          <w:p>
+            <w:pPr>
+              <w:pStyle w:val="FirstParagraph"/>
+            </w:pPr>
+            <w:r>
+              <w:rPr>
+                <w:b/>
+                <w:bCs/>
+              </w:rPr>
+              <w:t xml:space="preserve">Causal criterion</w:t>
+            </w:r>
+            <w:r>
+              <w:t xml:space="preserve">:</w:t>
+            </w:r>
+            <w:r>
+              <w:t xml:space="preserve"> </w:t>
+            </w:r>
+            <m:oMath>
+              <m:r>
+                <m:t>L</m:t>
+              </m:r>
+            </m:oMath>
+            <w:r>
+              <w:t xml:space="preserve"> </w:t>
+            </w:r>
+            <w:r>
+              <w:t xml:space="preserve">is on a backdoor path from</w:t>
+            </w:r>
+            <w:r>
+              <w:t xml:space="preserve"> </w:t>
+            </w:r>
+            <m:oMath>
+              <m:r>
+                <m:t>A</m:t>
+              </m:r>
+            </m:oMath>
+            <w:r>
+              <w:t xml:space="preserve"> </w:t>
+            </w:r>
+            <w:r>
+              <w:t xml:space="preserve">to</w:t>
+            </w:r>
+            <w:r>
+              <w:t xml:space="preserve"> </w:t>
+            </w:r>
+            <m:oMath>
+              <m:r>
+                <m:t>Y</m:t>
+              </m:r>
+            </m:oMath>
+            <w:r>
+              <w:t xml:space="preserve">.</w:t>
+            </w:r>
+          </w:p>
+          <w:bookmarkEnd w:id="12"/>
+        </w:tc>
+      </w:tr>
+    </w:tbl>
     <w:bookmarkStart w:id="13" w:name="backdoor-paths"/>
     <w:p>
       <w:pPr>
@@ -980,185 +1017,222 @@
         <w:t xml:space="preserve">2.2 Sufficient Adjustment Sets</w:t>
       </w:r>
     </w:p>
-    <w:bookmarkStart w:id="14" w:name="def-sufficient-adjustment"/>
-    <w:p>
-      <w:pPr>
-        <w:pStyle w:val="FirstParagraph"/>
-      </w:pPr>
-      <w:r>
-        <w:rPr>
-          <w:b/>
-          <w:bCs/>
-        </w:rPr>
-        <w:t xml:space="preserve">Definition 2 (Sufficient Adjustment Set)</w:t>
-      </w:r>
-      <w:r>
-        <w:t xml:space="preserve"> </w:t>
-      </w:r>
-      <w:r>
-        <w:t xml:space="preserve">A set of variables</w:t>
-      </w:r>
-      <w:r>
-        <w:t xml:space="preserve"> </w:t>
-      </w:r>
-      <m:oMath>
-        <m:r>
-          <m:t>L</m:t>
-        </m:r>
-      </m:oMath>
-      <w:r>
-        <w:t xml:space="preserve"> </w:t>
-      </w:r>
-      <w:r>
-        <w:t xml:space="preserve">is</w:t>
-      </w:r>
-      <w:r>
-        <w:t xml:space="preserve"> </w:t>
-      </w:r>
-      <w:r>
-        <w:rPr>
-          <w:b/>
-          <w:bCs/>
-        </w:rPr>
-        <w:t xml:space="preserve">sufficient for confounding adjustment</w:t>
-      </w:r>
-      <w:r>
-        <w:t xml:space="preserve"> </w:t>
-      </w:r>
-      <w:r>
-        <w:t xml:space="preserve">if conditioning on</w:t>
-      </w:r>
-      <w:r>
-        <w:t xml:space="preserve"> </w:t>
-      </w:r>
-      <m:oMath>
-        <m:r>
-          <m:t>L</m:t>
-        </m:r>
-      </m:oMath>
-      <w:r>
-        <w:t xml:space="preserve"> </w:t>
-      </w:r>
-      <w:r>
-        <w:t xml:space="preserve">blocks all backdoor paths from</w:t>
-      </w:r>
-      <w:r>
-        <w:t xml:space="preserve"> </w:t>
-      </w:r>
-      <m:oMath>
-        <m:r>
-          <m:t>A</m:t>
-        </m:r>
-      </m:oMath>
-      <w:r>
-        <w:t xml:space="preserve"> </w:t>
-      </w:r>
-      <w:r>
-        <w:t xml:space="preserve">to</w:t>
-      </w:r>
-      <w:r>
-        <w:t xml:space="preserve"> </w:t>
-      </w:r>
-      <m:oMath>
-        <m:r>
-          <m:t>Y</m:t>
-        </m:r>
-      </m:oMath>
-      <w:r>
-        <w:t xml:space="preserve">.</w:t>
-      </w:r>
-    </w:p>
-    <w:p>
-      <w:pPr>
-        <w:pStyle w:val="BodyText"/>
-      </w:pPr>
-      <w:r>
-        <w:t xml:space="preserve">Equivalently:</w:t>
-      </w:r>
-      <w:r>
-        <w:t xml:space="preserve"> </w:t>
-      </w:r>
-      <m:oMath>
-        <m:r>
-          <m:rPr>
-            <m:sty m:val="p"/>
-          </m:rPr>
-          <m:t>(</m:t>
-        </m:r>
-        <m:sSup>
-          <m:e>
-            <m:r>
-              <m:t>Y</m:t>
-            </m:r>
-          </m:e>
-          <m:sup>
-            <m:r>
-              <m:t>a</m:t>
-            </m:r>
-          </m:sup>
-        </m:sSup>
-        <m:r>
-          <m:rPr>
-            <m:sty m:val="p"/>
-          </m:rPr>
-          <m:t>⟂</m:t>
-        </m:r>
-        <m:r>
-          <m:t>​</m:t>
-        </m:r>
-        <m:r>
-          <m:t>​</m:t>
-        </m:r>
-        <m:r>
-          <m:t>​</m:t>
-        </m:r>
-        <m:r>
-          <m:rPr>
-            <m:sty m:val="p"/>
-          </m:rPr>
-          <m:t>⟂</m:t>
-        </m:r>
-        <m:r>
-          <m:t>A</m:t>
-        </m:r>
-        <m:r>
-          <m:rPr>
-            <m:sty m:val="p"/>
-          </m:rPr>
-          <m:t>∣</m:t>
-        </m:r>
-        <m:r>
-          <m:t>L</m:t>
-        </m:r>
-        <m:r>
-          <m:rPr>
-            <m:sty m:val="p"/>
-          </m:rPr>
-          <m:t>)</m:t>
-        </m:r>
-      </m:oMath>
-      <w:r>
-        <w:t xml:space="preserve"> </w:t>
-      </w:r>
-      <w:r>
-        <w:t xml:space="preserve">for all</w:t>
-      </w:r>
-      <w:r>
-        <w:t xml:space="preserve"> </w:t>
-      </w:r>
-      <m:oMath>
-        <m:r>
-          <m:t>a</m:t>
-        </m:r>
-      </m:oMath>
-      <w:r>
-        <w:t xml:space="preserve"> </w:t>
-      </w:r>
-      <w:r>
-        <w:t xml:space="preserve">(conditional exchangeability).</w:t>
-      </w:r>
-    </w:p>
-    <w:bookmarkEnd w:id="14"/>
+    <w:tbl>
+      <w:tblPr>
+        <w:tblStyle w:val="Table"/>
+        <w:tblInd w:w="164" w:type="dxa"/>
+        <w:tblBorders>
+          <w:left w:val="single" w:sz="24" w:space="0" w:color="909090"/>
+        </w:tblBorders>
+        <w:tblCellMar>
+          <w:left w:w="0" w:type="dxa"/>
+          <w:right w:w="0" w:type="dxa"/>
+        </w:tblCellMar>
+        <w:tblLook w:firstRow="0" w:lastRow="0" w:firstColumn="0" w:lastColumn="0" w:noHBand="0" w:noVBand="0" w:val="0000"/>
+      </w:tblPr>
+      <w:tblGrid>
+        <w:gridCol w:w="7920"/>
+      </w:tblGrid>
+      <w:tr>
+        <w:trPr>
+          <w:cantSplit/>
+        </w:trPr>
+        <w:tc>
+          <w:tcPr>
+            <w:tcMar>
+              <w:left w:w="144" w:type="dxa"/>
+            </w:tcMar>
+          </w:tcPr>
+          <w:p>
+            <w:pPr>
+              <w:pStyle w:val="FirstParagraph"/>
+            </w:pPr>
+            <w:pPr>
+              <w:spacing w:before="16" w:after="64"/>
+            </w:pPr>
+          </w:p>
+          <w:bookmarkStart w:id="14" w:name="def-sufficient-adjustment"/>
+          <w:p>
+            <w:pPr>
+              <w:pStyle w:val="BodyText"/>
+            </w:pPr>
+            <w:r>
+              <w:rPr>
+                <w:b/>
+                <w:bCs/>
+              </w:rPr>
+              <w:t xml:space="preserve">Definition 2 (Sufficient Adjustment Set)</w:t>
+            </w:r>
+            <w:r>
+              <w:t xml:space="preserve"> </w:t>
+            </w:r>
+            <w:r>
+              <w:t xml:space="preserve">A set of variables</w:t>
+            </w:r>
+            <w:r>
+              <w:t xml:space="preserve"> </w:t>
+            </w:r>
+            <m:oMath>
+              <m:r>
+                <m:t>L</m:t>
+              </m:r>
+            </m:oMath>
+            <w:r>
+              <w:t xml:space="preserve"> </w:t>
+            </w:r>
+            <w:r>
+              <w:t xml:space="preserve">is</w:t>
+            </w:r>
+            <w:r>
+              <w:t xml:space="preserve"> </w:t>
+            </w:r>
+            <w:r>
+              <w:rPr>
+                <w:b/>
+                <w:bCs/>
+              </w:rPr>
+              <w:t xml:space="preserve">sufficient for confounding adjustment</w:t>
+            </w:r>
+            <w:r>
+              <w:t xml:space="preserve"> </w:t>
+            </w:r>
+            <w:r>
+              <w:t xml:space="preserve">if conditioning on</w:t>
+            </w:r>
+            <w:r>
+              <w:t xml:space="preserve"> </w:t>
+            </w:r>
+            <m:oMath>
+              <m:r>
+                <m:t>L</m:t>
+              </m:r>
+            </m:oMath>
+            <w:r>
+              <w:t xml:space="preserve"> </w:t>
+            </w:r>
+            <w:r>
+              <w:t xml:space="preserve">blocks all backdoor paths from</w:t>
+            </w:r>
+            <w:r>
+              <w:t xml:space="preserve"> </w:t>
+            </w:r>
+            <m:oMath>
+              <m:r>
+                <m:t>A</m:t>
+              </m:r>
+            </m:oMath>
+            <w:r>
+              <w:t xml:space="preserve"> </w:t>
+            </w:r>
+            <w:r>
+              <w:t xml:space="preserve">to</w:t>
+            </w:r>
+            <w:r>
+              <w:t xml:space="preserve"> </w:t>
+            </w:r>
+            <m:oMath>
+              <m:r>
+                <m:t>Y</m:t>
+              </m:r>
+            </m:oMath>
+            <w:r>
+              <w:t xml:space="preserve">.</w:t>
+            </w:r>
+          </w:p>
+          <w:p>
+            <w:pPr>
+              <w:pStyle w:val="BodyText"/>
+            </w:pPr>
+            <w:r>
+              <w:t xml:space="preserve">Equivalently:</w:t>
+            </w:r>
+            <w:r>
+              <w:t xml:space="preserve"> </w:t>
+            </w:r>
+            <m:oMath>
+              <m:r>
+                <m:rPr>
+                  <m:sty m:val="p"/>
+                </m:rPr>
+                <m:t>(</m:t>
+              </m:r>
+              <m:sSup>
+                <m:e>
+                  <m:r>
+                    <m:t>Y</m:t>
+                  </m:r>
+                </m:e>
+                <m:sup>
+                  <m:r>
+                    <m:t>a</m:t>
+                  </m:r>
+                </m:sup>
+              </m:sSup>
+              <m:r>
+                <m:rPr>
+                  <m:sty m:val="p"/>
+                </m:rPr>
+                <m:t>⟂</m:t>
+              </m:r>
+              <m:r>
+                <m:t>​</m:t>
+              </m:r>
+              <m:r>
+                <m:t>​</m:t>
+              </m:r>
+              <m:r>
+                <m:t>​</m:t>
+              </m:r>
+              <m:r>
+                <m:rPr>
+                  <m:sty m:val="p"/>
+                </m:rPr>
+                <m:t>⟂</m:t>
+              </m:r>
+              <m:r>
+                <m:t>A</m:t>
+              </m:r>
+              <m:r>
+                <m:rPr>
+                  <m:sty m:val="p"/>
+                </m:rPr>
+                <m:t>∣</m:t>
+              </m:r>
+              <m:r>
+                <m:t>L</m:t>
+              </m:r>
+              <m:r>
+                <m:rPr>
+                  <m:sty m:val="p"/>
+                </m:rPr>
+                <m:t>)</m:t>
+              </m:r>
+            </m:oMath>
+            <w:r>
+              <w:t xml:space="preserve"> </w:t>
+            </w:r>
+            <w:r>
+              <w:t xml:space="preserve">for all</w:t>
+            </w:r>
+            <w:r>
+              <w:t xml:space="preserve"> </w:t>
+            </w:r>
+            <m:oMath>
+              <m:r>
+                <m:t>a</m:t>
+              </m:r>
+            </m:oMath>
+            <w:r>
+              <w:t xml:space="preserve"> </w:t>
+            </w:r>
+            <w:r>
+              <w:t xml:space="preserve">(conditional exchangeability).</w:t>
+            </w:r>
+          </w:p>
+          <w:bookmarkEnd w:id="14"/>
+        </w:tc>
+      </w:tr>
+    </w:tbl>
     <w:p>
       <w:pPr>
         <w:pStyle w:val="BodyText"/>
@@ -1668,253 +1742,290 @@
         <w:t xml:space="preserve">3.3 Colliders</w:t>
       </w:r>
     </w:p>
-    <w:bookmarkStart w:id="19" w:name="def-collider"/>
-    <w:p>
-      <w:pPr>
-        <w:pStyle w:val="FirstParagraph"/>
-      </w:pPr>
-      <w:r>
-        <w:rPr>
-          <w:b/>
-          <w:bCs/>
-        </w:rPr>
-        <w:t xml:space="preserve">Definition 3 (Collider)</w:t>
-      </w:r>
-      <w:r>
-        <w:t xml:space="preserve"> </w:t>
-      </w:r>
-      <w:r>
-        <w:t xml:space="preserve">A</w:t>
-      </w:r>
-      <w:r>
-        <w:t xml:space="preserve"> </w:t>
-      </w:r>
-      <w:r>
-        <w:rPr>
-          <w:b/>
-          <w:bCs/>
-        </w:rPr>
-        <w:t xml:space="preserve">collider</w:t>
-      </w:r>
-      <w:r>
-        <w:t xml:space="preserve"> </w:t>
-      </w:r>
-      <w:r>
-        <w:t xml:space="preserve">on a path is a variable with two arrows pointing into it.</w:t>
-      </w:r>
-    </w:p>
-    <w:p>
-      <w:pPr>
-        <w:pStyle w:val="BodyText"/>
-      </w:pPr>
-      <w:r>
-        <w:rPr>
-          <w:b/>
-          <w:bCs/>
-        </w:rPr>
-        <w:t xml:space="preserve">Example</w:t>
-      </w:r>
-      <w:r>
-        <w:t xml:space="preserve">:</w:t>
-      </w:r>
-    </w:p>
-    <w:p>
-      <w:pPr>
-        <w:pStyle w:val="BodyText"/>
-      </w:pPr>
-      <m:oMathPara>
-        <m:oMathParaPr>
-          <m:jc m:val="center"/>
-        </m:oMathParaPr>
-        <m:oMath>
-          <m:r>
-            <m:t>A</m:t>
-          </m:r>
-          <m:r>
-            <m:rPr>
-              <m:sty m:val="p"/>
-            </m:rPr>
-            <m:t>→</m:t>
-          </m:r>
-          <m:r>
-            <m:t>C</m:t>
-          </m:r>
-          <m:r>
-            <m:rPr>
-              <m:sty m:val="p"/>
-            </m:rPr>
-            <m:t>←</m:t>
-          </m:r>
-          <m:r>
-            <m:t>U</m:t>
-          </m:r>
-          <m:r>
-            <m:rPr>
-              <m:sty m:val="p"/>
-            </m:rPr>
-            <m:t>→</m:t>
-          </m:r>
-          <m:r>
-            <m:t>Y</m:t>
-          </m:r>
-        </m:oMath>
-      </m:oMathPara>
-    </w:p>
-    <w:p>
-      <w:pPr>
-        <w:pStyle w:val="FirstParagraph"/>
-      </w:pPr>
-      <m:oMath>
-        <m:r>
-          <m:t>C</m:t>
-        </m:r>
-      </m:oMath>
-      <w:r>
-        <w:t xml:space="preserve"> </w:t>
-      </w:r>
-      <w:r>
-        <w:t xml:space="preserve">is a collider on the path</w:t>
-      </w:r>
-      <w:r>
-        <w:t xml:space="preserve"> </w:t>
-      </w:r>
-      <m:oMath>
-        <m:r>
-          <m:t>A</m:t>
-        </m:r>
-        <m:r>
-          <m:rPr>
-            <m:sty m:val="p"/>
-          </m:rPr>
-          <m:t>→</m:t>
-        </m:r>
-        <m:r>
-          <m:t>C</m:t>
-        </m:r>
-        <m:r>
-          <m:rPr>
-            <m:sty m:val="p"/>
-          </m:rPr>
-          <m:t>←</m:t>
-        </m:r>
-        <m:r>
-          <m:t>U</m:t>
-        </m:r>
-        <m:r>
-          <m:rPr>
-            <m:sty m:val="p"/>
-          </m:rPr>
-          <m:t>→</m:t>
-        </m:r>
-        <m:r>
-          <m:t>Y</m:t>
-        </m:r>
-      </m:oMath>
-      <w:r>
-        <w:t xml:space="preserve">.</w:t>
-      </w:r>
-    </w:p>
-    <w:p>
-      <w:pPr>
-        <w:pStyle w:val="BodyText"/>
-      </w:pPr>
-      <w:r>
-        <w:rPr>
-          <w:b/>
-          <w:bCs/>
-        </w:rPr>
-        <w:t xml:space="preserve">Property</w:t>
-      </w:r>
-      <w:r>
-        <w:t xml:space="preserve">: This path is</w:t>
-      </w:r>
-      <w:r>
-        <w:t xml:space="preserve"> </w:t>
-      </w:r>
-      <w:r>
-        <w:rPr>
-          <w:b/>
-          <w:bCs/>
-        </w:rPr>
-        <w:t xml:space="preserve">blocked</w:t>
-      </w:r>
-      <w:r>
-        <w:t xml:space="preserve"> </w:t>
-      </w:r>
-      <w:r>
-        <w:t xml:space="preserve">by default (without conditioning on</w:t>
-      </w:r>
-      <w:r>
-        <w:t xml:space="preserve"> </w:t>
-      </w:r>
-      <m:oMath>
-        <m:r>
-          <m:t>C</m:t>
-        </m:r>
-      </m:oMath>
-      <w:r>
-        <w:t xml:space="preserve">).</w:t>
-      </w:r>
-    </w:p>
-    <w:p>
-      <w:pPr>
-        <w:pStyle w:val="BodyText"/>
-      </w:pPr>
-      <w:r>
-        <w:rPr>
-          <w:b/>
-          <w:bCs/>
-        </w:rPr>
-        <w:t xml:space="preserve">Danger</w:t>
-      </w:r>
-      <w:r>
-        <w:t xml:space="preserve">: If we condition on</w:t>
-      </w:r>
-      <w:r>
-        <w:t xml:space="preserve"> </w:t>
-      </w:r>
-      <m:oMath>
-        <m:r>
-          <m:t>C</m:t>
-        </m:r>
-      </m:oMath>
-      <w:r>
-        <w:t xml:space="preserve"> </w:t>
-      </w:r>
-      <w:r>
-        <w:t xml:space="preserve">(or its descendants), we</w:t>
-      </w:r>
-      <w:r>
-        <w:t xml:space="preserve"> </w:t>
-      </w:r>
-      <w:r>
-        <w:rPr>
-          <w:b/>
-          <w:bCs/>
-        </w:rPr>
-        <w:t xml:space="preserve">open</w:t>
-      </w:r>
-      <w:r>
-        <w:t xml:space="preserve"> </w:t>
-      </w:r>
-      <w:r>
-        <w:t xml:space="preserve">the path, creating</w:t>
-      </w:r>
-      <w:r>
-        <w:t xml:space="preserve"> </w:t>
-      </w:r>
-      <w:r>
-        <w:rPr>
-          <w:b/>
-          <w:bCs/>
-        </w:rPr>
-        <w:t xml:space="preserve">collider bias</w:t>
-      </w:r>
-      <w:r>
-        <w:t xml:space="preserve">.</w:t>
-      </w:r>
-    </w:p>
-    <w:bookmarkEnd w:id="19"/>
+    <w:tbl>
+      <w:tblPr>
+        <w:tblStyle w:val="Table"/>
+        <w:tblInd w:w="164" w:type="dxa"/>
+        <w:tblBorders>
+          <w:left w:val="single" w:sz="24" w:space="0" w:color="909090"/>
+        </w:tblBorders>
+        <w:tblCellMar>
+          <w:left w:w="0" w:type="dxa"/>
+          <w:right w:w="0" w:type="dxa"/>
+        </w:tblCellMar>
+        <w:tblLook w:firstRow="0" w:lastRow="0" w:firstColumn="0" w:lastColumn="0" w:noHBand="0" w:noVBand="0" w:val="0000"/>
+      </w:tblPr>
+      <w:tblGrid>
+        <w:gridCol w:w="7920"/>
+      </w:tblGrid>
+      <w:tr>
+        <w:trPr>
+          <w:cantSplit/>
+        </w:trPr>
+        <w:tc>
+          <w:tcPr>
+            <w:tcMar>
+              <w:left w:w="144" w:type="dxa"/>
+            </w:tcMar>
+          </w:tcPr>
+          <w:p>
+            <w:pPr>
+              <w:pStyle w:val="FirstParagraph"/>
+            </w:pPr>
+            <w:pPr>
+              <w:spacing w:before="16" w:after="64"/>
+            </w:pPr>
+          </w:p>
+          <w:bookmarkStart w:id="19" w:name="def-collider"/>
+          <w:p>
+            <w:pPr>
+              <w:pStyle w:val="BodyText"/>
+            </w:pPr>
+            <w:r>
+              <w:rPr>
+                <w:b/>
+                <w:bCs/>
+              </w:rPr>
+              <w:t xml:space="preserve">Definition 3 (Collider)</w:t>
+            </w:r>
+            <w:r>
+              <w:t xml:space="preserve"> </w:t>
+            </w:r>
+            <w:r>
+              <w:t xml:space="preserve">A</w:t>
+            </w:r>
+            <w:r>
+              <w:t xml:space="preserve"> </w:t>
+            </w:r>
+            <w:r>
+              <w:rPr>
+                <w:b/>
+                <w:bCs/>
+              </w:rPr>
+              <w:t xml:space="preserve">collider</w:t>
+            </w:r>
+            <w:r>
+              <w:t xml:space="preserve"> </w:t>
+            </w:r>
+            <w:r>
+              <w:t xml:space="preserve">on a path is a variable with two arrows pointing into it.</w:t>
+            </w:r>
+          </w:p>
+          <w:p>
+            <w:pPr>
+              <w:pStyle w:val="BodyText"/>
+            </w:pPr>
+            <w:r>
+              <w:rPr>
+                <w:b/>
+                <w:bCs/>
+              </w:rPr>
+              <w:t xml:space="preserve">Example</w:t>
+            </w:r>
+            <w:r>
+              <w:t xml:space="preserve">:</w:t>
+            </w:r>
+          </w:p>
+          <w:p>
+            <w:pPr>
+              <w:pStyle w:val="BodyText"/>
+            </w:pPr>
+            <m:oMathPara>
+              <m:oMathParaPr>
+                <m:jc m:val="center"/>
+              </m:oMathParaPr>
+              <m:oMath>
+                <m:r>
+                  <m:t>A</m:t>
+                </m:r>
+                <m:r>
+                  <m:rPr>
+                    <m:sty m:val="p"/>
+                  </m:rPr>
+                  <m:t>→</m:t>
+                </m:r>
+                <m:r>
+                  <m:t>C</m:t>
+                </m:r>
+                <m:r>
+                  <m:rPr>
+                    <m:sty m:val="p"/>
+                  </m:rPr>
+                  <m:t>←</m:t>
+                </m:r>
+                <m:r>
+                  <m:t>U</m:t>
+                </m:r>
+                <m:r>
+                  <m:rPr>
+                    <m:sty m:val="p"/>
+                  </m:rPr>
+                  <m:t>→</m:t>
+                </m:r>
+                <m:r>
+                  <m:t>Y</m:t>
+                </m:r>
+              </m:oMath>
+            </m:oMathPara>
+          </w:p>
+          <w:p>
+            <w:pPr>
+              <w:pStyle w:val="FirstParagraph"/>
+            </w:pPr>
+            <m:oMath>
+              <m:r>
+                <m:t>C</m:t>
+              </m:r>
+            </m:oMath>
+            <w:r>
+              <w:t xml:space="preserve"> </w:t>
+            </w:r>
+            <w:r>
+              <w:t xml:space="preserve">is a collider on the path</w:t>
+            </w:r>
+            <w:r>
+              <w:t xml:space="preserve"> </w:t>
+            </w:r>
+            <m:oMath>
+              <m:r>
+                <m:t>A</m:t>
+              </m:r>
+              <m:r>
+                <m:rPr>
+                  <m:sty m:val="p"/>
+                </m:rPr>
+                <m:t>→</m:t>
+              </m:r>
+              <m:r>
+                <m:t>C</m:t>
+              </m:r>
+              <m:r>
+                <m:rPr>
+                  <m:sty m:val="p"/>
+                </m:rPr>
+                <m:t>←</m:t>
+              </m:r>
+              <m:r>
+                <m:t>U</m:t>
+              </m:r>
+              <m:r>
+                <m:rPr>
+                  <m:sty m:val="p"/>
+                </m:rPr>
+                <m:t>→</m:t>
+              </m:r>
+              <m:r>
+                <m:t>Y</m:t>
+              </m:r>
+            </m:oMath>
+            <w:r>
+              <w:t xml:space="preserve">.</w:t>
+            </w:r>
+          </w:p>
+          <w:p>
+            <w:pPr>
+              <w:pStyle w:val="BodyText"/>
+            </w:pPr>
+            <w:r>
+              <w:rPr>
+                <w:b/>
+                <w:bCs/>
+              </w:rPr>
+              <w:t xml:space="preserve">Property</w:t>
+            </w:r>
+            <w:r>
+              <w:t xml:space="preserve">: This path is</w:t>
+            </w:r>
+            <w:r>
+              <w:t xml:space="preserve"> </w:t>
+            </w:r>
+            <w:r>
+              <w:rPr>
+                <w:b/>
+                <w:bCs/>
+              </w:rPr>
+              <w:t xml:space="preserve">blocked</w:t>
+            </w:r>
+            <w:r>
+              <w:t xml:space="preserve"> </w:t>
+            </w:r>
+            <w:r>
+              <w:t xml:space="preserve">by default (without conditioning on</w:t>
+            </w:r>
+            <w:r>
+              <w:t xml:space="preserve"> </w:t>
+            </w:r>
+            <m:oMath>
+              <m:r>
+                <m:t>C</m:t>
+              </m:r>
+            </m:oMath>
+            <w:r>
+              <w:t xml:space="preserve">).</w:t>
+            </w:r>
+          </w:p>
+          <w:p>
+            <w:pPr>
+              <w:pStyle w:val="BodyText"/>
+            </w:pPr>
+            <w:r>
+              <w:rPr>
+                <w:b/>
+                <w:bCs/>
+              </w:rPr>
+              <w:t xml:space="preserve">Danger</w:t>
+            </w:r>
+            <w:r>
+              <w:t xml:space="preserve">: If we condition on</w:t>
+            </w:r>
+            <w:r>
+              <w:t xml:space="preserve"> </w:t>
+            </w:r>
+            <m:oMath>
+              <m:r>
+                <m:t>C</m:t>
+              </m:r>
+            </m:oMath>
+            <w:r>
+              <w:t xml:space="preserve"> </w:t>
+            </w:r>
+            <w:r>
+              <w:t xml:space="preserve">(or its descendants), we</w:t>
+            </w:r>
+            <w:r>
+              <w:t xml:space="preserve"> </w:t>
+            </w:r>
+            <w:r>
+              <w:rPr>
+                <w:b/>
+                <w:bCs/>
+              </w:rPr>
+              <w:t xml:space="preserve">open</w:t>
+            </w:r>
+            <w:r>
+              <w:t xml:space="preserve"> </w:t>
+            </w:r>
+            <w:r>
+              <w:t xml:space="preserve">the path, creating</w:t>
+            </w:r>
+            <w:r>
+              <w:t xml:space="preserve"> </w:t>
+            </w:r>
+            <w:r>
+              <w:rPr>
+                <w:b/>
+                <w:bCs/>
+              </w:rPr>
+              <w:t xml:space="preserve">collider bias</w:t>
+            </w:r>
+            <w:r>
+              <w:t xml:space="preserve">.</w:t>
+            </w:r>
+          </w:p>
+          <w:bookmarkEnd w:id="19"/>
+        </w:tc>
+      </w:tr>
+    </w:tbl>
     <w:p>
       <w:pPr>
         <w:pStyle w:val="BodyText"/>
@@ -3212,215 +3323,252 @@
         <w:t xml:space="preserve">5.2 Intermediate Confounder</w:t>
       </w:r>
     </w:p>
-    <w:bookmarkStart w:id="26" w:name="def-intermediate-confounder"/>
-    <w:p>
-      <w:pPr>
-        <w:pStyle w:val="FirstParagraph"/>
-      </w:pPr>
-      <w:r>
-        <w:rPr>
-          <w:b/>
-          <w:bCs/>
-        </w:rPr>
-        <w:t xml:space="preserve">Definition 4 (Intermediate Confounder (Time-Dependent Confounder Affected by Prior Treatment))</w:t>
-      </w:r>
-      <w:r>
-        <w:t xml:space="preserve"> </w:t>
-      </w:r>
-      <w:r>
-        <w:t xml:space="preserve">A variable</w:t>
-      </w:r>
-      <w:r>
-        <w:t xml:space="preserve"> </w:t>
-      </w:r>
-      <m:oMath>
-        <m:sSub>
-          <m:e>
-            <m:r>
-              <m:t>L</m:t>
-            </m:r>
-          </m:e>
-          <m:sub>
-            <m:r>
-              <m:t>1</m:t>
-            </m:r>
-          </m:sub>
-        </m:sSub>
-      </m:oMath>
-      <w:r>
-        <w:t xml:space="preserve"> </w:t>
-      </w:r>
-      <w:r>
-        <w:t xml:space="preserve">is an</w:t>
-      </w:r>
-      <w:r>
-        <w:t xml:space="preserve"> </w:t>
-      </w:r>
-      <w:r>
-        <w:rPr>
-          <w:b/>
-          <w:bCs/>
-        </w:rPr>
-        <w:t xml:space="preserve">intermediate confounder</w:t>
-      </w:r>
-      <w:r>
-        <w:t xml:space="preserve"> </w:t>
-      </w:r>
-      <w:r>
-        <w:t xml:space="preserve">if:</w:t>
-      </w:r>
-    </w:p>
-    <w:p>
-      <w:pPr>
-        <w:pStyle w:val="Compact"/>
-        <w:numPr>
-          <w:ilvl w:val="0"/>
-          <w:numId w:val="1016"/>
-        </w:numPr>
-      </w:pPr>
-      <m:oMath>
-        <m:sSub>
-          <m:e>
-            <m:r>
-              <m:t>L</m:t>
-            </m:r>
-          </m:e>
-          <m:sub>
-            <m:r>
-              <m:t>1</m:t>
-            </m:r>
-          </m:sub>
-        </m:sSub>
-      </m:oMath>
-      <w:r>
-        <w:t xml:space="preserve"> </w:t>
-      </w:r>
-      <w:r>
-        <w:t xml:space="preserve">is a confounder for the effect of</w:t>
-      </w:r>
-      <w:r>
-        <w:t xml:space="preserve"> </w:t>
-      </w:r>
-      <m:oMath>
-        <m:sSub>
-          <m:e>
-            <m:r>
-              <m:t>A</m:t>
-            </m:r>
-          </m:e>
-          <m:sub>
-            <m:r>
-              <m:t>1</m:t>
-            </m:r>
-          </m:sub>
-        </m:sSub>
-      </m:oMath>
-      <w:r>
-        <w:t xml:space="preserve"> </w:t>
-      </w:r>
-      <w:r>
-        <w:t xml:space="preserve">on</w:t>
-      </w:r>
-      <w:r>
-        <w:t xml:space="preserve"> </w:t>
-      </w:r>
-      <m:oMath>
-        <m:r>
-          <m:t>Y</m:t>
-        </m:r>
-      </m:oMath>
-    </w:p>
-    <w:p>
-      <w:pPr>
-        <w:pStyle w:val="Compact"/>
-        <w:numPr>
-          <w:ilvl w:val="0"/>
-          <w:numId w:val="1016"/>
-        </w:numPr>
-      </w:pPr>
-      <m:oMath>
-        <m:sSub>
-          <m:e>
-            <m:r>
-              <m:t>L</m:t>
-            </m:r>
-          </m:e>
-          <m:sub>
-            <m:r>
-              <m:t>1</m:t>
-            </m:r>
-          </m:sub>
-        </m:sSub>
-      </m:oMath>
-      <w:r>
-        <w:t xml:space="preserve"> </w:t>
-      </w:r>
-      <w:r>
-        <w:t xml:space="preserve">is affected by prior treatment</w:t>
-      </w:r>
-      <w:r>
-        <w:t xml:space="preserve"> </w:t>
-      </w:r>
-      <m:oMath>
-        <m:sSub>
-          <m:e>
-            <m:r>
-              <m:t>A</m:t>
-            </m:r>
-          </m:e>
-          <m:sub>
-            <m:r>
-              <m:t>0</m:t>
-            </m:r>
-          </m:sub>
-        </m:sSub>
-      </m:oMath>
-    </w:p>
-    <w:p>
-      <w:pPr>
-        <w:pStyle w:val="FirstParagraph"/>
-      </w:pPr>
-      <w:r>
-        <w:rPr>
-          <w:b/>
-          <w:bCs/>
-        </w:rPr>
-        <w:t xml:space="preserve">DAG</w:t>
-      </w:r>
-      <w:r>
-        <w:t xml:space="preserve">:</w:t>
-      </w:r>
-    </w:p>
-    <w:p>
-      <w:pPr>
-        <w:pStyle w:val="SourceCode"/>
-      </w:pPr>
-      <w:r>
-        <w:rPr>
-          <w:rStyle w:val="VerbatimChar"/>
-        </w:rPr>
-        <w:t xml:space="preserve">A_0 → L_1 → Y</w:t>
-      </w:r>
-      <w:r>
-        <w:br/>
-      </w:r>
-      <w:r>
-        <w:rPr>
-          <w:rStyle w:val="VerbatimChar"/>
-        </w:rPr>
-        <w:t xml:space="preserve"> ↓     ↓</w:t>
-      </w:r>
-      <w:r>
-        <w:br/>
-      </w:r>
-      <w:r>
-        <w:rPr>
-          <w:rStyle w:val="VerbatimChar"/>
-        </w:rPr>
-        <w:t xml:space="preserve"> A_1 → Y</w:t>
-      </w:r>
-    </w:p>
-    <w:bookmarkEnd w:id="26"/>
+    <w:tbl>
+      <w:tblPr>
+        <w:tblStyle w:val="Table"/>
+        <w:tblInd w:w="164" w:type="dxa"/>
+        <w:tblBorders>
+          <w:left w:val="single" w:sz="24" w:space="0" w:color="909090"/>
+        </w:tblBorders>
+        <w:tblCellMar>
+          <w:left w:w="0" w:type="dxa"/>
+          <w:right w:w="0" w:type="dxa"/>
+        </w:tblCellMar>
+        <w:tblLook w:firstRow="0" w:lastRow="0" w:firstColumn="0" w:lastColumn="0" w:noHBand="0" w:noVBand="0" w:val="0000"/>
+      </w:tblPr>
+      <w:tblGrid>
+        <w:gridCol w:w="7920"/>
+      </w:tblGrid>
+      <w:tr>
+        <w:trPr>
+          <w:cantSplit/>
+        </w:trPr>
+        <w:tc>
+          <w:tcPr>
+            <w:tcMar>
+              <w:left w:w="144" w:type="dxa"/>
+            </w:tcMar>
+          </w:tcPr>
+          <w:p>
+            <w:pPr>
+              <w:pStyle w:val="FirstParagraph"/>
+            </w:pPr>
+            <w:pPr>
+              <w:spacing w:before="16" w:after="64"/>
+            </w:pPr>
+          </w:p>
+          <w:bookmarkStart w:id="26" w:name="def-intermediate-confounder"/>
+          <w:p>
+            <w:pPr>
+              <w:pStyle w:val="BodyText"/>
+            </w:pPr>
+            <w:r>
+              <w:rPr>
+                <w:b/>
+                <w:bCs/>
+              </w:rPr>
+              <w:t xml:space="preserve">Definition 4 (Intermediate Confounder (Time-Dependent Confounder Affected by Prior Treatment))</w:t>
+            </w:r>
+            <w:r>
+              <w:t xml:space="preserve"> </w:t>
+            </w:r>
+            <w:r>
+              <w:t xml:space="preserve">A variable</w:t>
+            </w:r>
+            <w:r>
+              <w:t xml:space="preserve"> </w:t>
+            </w:r>
+            <m:oMath>
+              <m:sSub>
+                <m:e>
+                  <m:r>
+                    <m:t>L</m:t>
+                  </m:r>
+                </m:e>
+                <m:sub>
+                  <m:r>
+                    <m:t>1</m:t>
+                  </m:r>
+                </m:sub>
+              </m:sSub>
+            </m:oMath>
+            <w:r>
+              <w:t xml:space="preserve"> </w:t>
+            </w:r>
+            <w:r>
+              <w:t xml:space="preserve">is an</w:t>
+            </w:r>
+            <w:r>
+              <w:t xml:space="preserve"> </w:t>
+            </w:r>
+            <w:r>
+              <w:rPr>
+                <w:b/>
+                <w:bCs/>
+              </w:rPr>
+              <w:t xml:space="preserve">intermediate confounder</w:t>
+            </w:r>
+            <w:r>
+              <w:t xml:space="preserve"> </w:t>
+            </w:r>
+            <w:r>
+              <w:t xml:space="preserve">if:</w:t>
+            </w:r>
+          </w:p>
+          <w:p>
+            <w:pPr>
+              <w:pStyle w:val="Compact"/>
+              <w:numPr>
+                <w:ilvl w:val="0"/>
+                <w:numId w:val="1016"/>
+              </w:numPr>
+            </w:pPr>
+            <m:oMath>
+              <m:sSub>
+                <m:e>
+                  <m:r>
+                    <m:t>L</m:t>
+                  </m:r>
+                </m:e>
+                <m:sub>
+                  <m:r>
+                    <m:t>1</m:t>
+                  </m:r>
+                </m:sub>
+              </m:sSub>
+            </m:oMath>
+            <w:r>
+              <w:t xml:space="preserve"> </w:t>
+            </w:r>
+            <w:r>
+              <w:t xml:space="preserve">is a confounder for the effect of</w:t>
+            </w:r>
+            <w:r>
+              <w:t xml:space="preserve"> </w:t>
+            </w:r>
+            <m:oMath>
+              <m:sSub>
+                <m:e>
+                  <m:r>
+                    <m:t>A</m:t>
+                  </m:r>
+                </m:e>
+                <m:sub>
+                  <m:r>
+                    <m:t>1</m:t>
+                  </m:r>
+                </m:sub>
+              </m:sSub>
+            </m:oMath>
+            <w:r>
+              <w:t xml:space="preserve"> </w:t>
+            </w:r>
+            <w:r>
+              <w:t xml:space="preserve">on</w:t>
+            </w:r>
+            <w:r>
+              <w:t xml:space="preserve"> </w:t>
+            </w:r>
+            <m:oMath>
+              <m:r>
+                <m:t>Y</m:t>
+              </m:r>
+            </m:oMath>
+          </w:p>
+          <w:p>
+            <w:pPr>
+              <w:pStyle w:val="Compact"/>
+              <w:numPr>
+                <w:ilvl w:val="0"/>
+                <w:numId w:val="1016"/>
+              </w:numPr>
+            </w:pPr>
+            <m:oMath>
+              <m:sSub>
+                <m:e>
+                  <m:r>
+                    <m:t>L</m:t>
+                  </m:r>
+                </m:e>
+                <m:sub>
+                  <m:r>
+                    <m:t>1</m:t>
+                  </m:r>
+                </m:sub>
+              </m:sSub>
+            </m:oMath>
+            <w:r>
+              <w:t xml:space="preserve"> </w:t>
+            </w:r>
+            <w:r>
+              <w:t xml:space="preserve">is affected by prior treatment</w:t>
+            </w:r>
+            <w:r>
+              <w:t xml:space="preserve"> </w:t>
+            </w:r>
+            <m:oMath>
+              <m:sSub>
+                <m:e>
+                  <m:r>
+                    <m:t>A</m:t>
+                  </m:r>
+                </m:e>
+                <m:sub>
+                  <m:r>
+                    <m:t>0</m:t>
+                  </m:r>
+                </m:sub>
+              </m:sSub>
+            </m:oMath>
+          </w:p>
+          <w:p>
+            <w:pPr>
+              <w:pStyle w:val="FirstParagraph"/>
+            </w:pPr>
+            <w:r>
+              <w:rPr>
+                <w:b/>
+                <w:bCs/>
+              </w:rPr>
+              <w:t xml:space="preserve">DAG</w:t>
+            </w:r>
+            <w:r>
+              <w:t xml:space="preserve">:</w:t>
+            </w:r>
+          </w:p>
+          <w:p>
+            <w:pPr>
+              <w:pStyle w:val="SourceCode"/>
+            </w:pPr>
+            <w:r>
+              <w:rPr>
+                <w:rStyle w:val="VerbatimChar"/>
+              </w:rPr>
+              <w:t xml:space="preserve">A_0 → L_1 → Y</w:t>
+            </w:r>
+            <w:r>
+              <w:br/>
+            </w:r>
+            <w:r>
+              <w:rPr>
+                <w:rStyle w:val="VerbatimChar"/>
+              </w:rPr>
+              <w:t xml:space="preserve"> ↓     ↓</w:t>
+            </w:r>
+            <w:r>
+              <w:br/>
+            </w:r>
+            <w:r>
+              <w:rPr>
+                <w:rStyle w:val="VerbatimChar"/>
+              </w:rPr>
+              <w:t xml:space="preserve"> A_1 → Y</w:t>
+            </w:r>
+          </w:p>
+          <w:bookmarkEnd w:id="26"/>
+        </w:tc>
+      </w:tr>
+    </w:tbl>
     <w:p>
       <w:pPr>
         <w:pStyle w:val="FirstParagraph"/>

--- a/chapters/18-variable-selection-causal-inference.docx
+++ b/chapters/18-variable-selection-causal-inference.docx
@@ -222,79 +222,83 @@
       </w:r>
       <m:oMath>
         <m:r>
-          <m:t>E</m:t>
-        </m:r>
-        <m:r>
           <m:rPr>
+            <m:nor/>
             <m:sty m:val="p"/>
           </m:rPr>
-          <m:t>[</m:t>
-        </m:r>
-        <m:sSup>
+          <m:t>E</m:t>
+        </m:r>
+        <m:d>
+          <m:dPr>
+            <m:begChr m:val="["/>
+            <m:sepChr m:val=""/>
+            <m:endChr m:val="]"/>
+            <m:grow/>
+          </m:dPr>
           <m:e>
-            <m:r>
-              <m:t>Y</m:t>
-            </m:r>
+            <m:sSup>
+              <m:e>
+                <m:r>
+                  <m:t>Y</m:t>
+                </m:r>
+              </m:e>
+              <m:sup>
+                <m:r>
+                  <m:t>a</m:t>
+                </m:r>
+              </m:sup>
+            </m:sSup>
           </m:e>
-          <m:sup>
-            <m:r>
-              <m:t>a</m:t>
-            </m:r>
-          </m:sup>
-        </m:sSup>
+        </m:d>
+      </m:oMath>
+      <w:r>
+        <w:t xml:space="preserve"> </w:t>
+      </w:r>
+      <w:r>
+        <w:t xml:space="preserve">or</w:t>
+      </w:r>
+      <w:r>
+        <w:t xml:space="preserve"> </w:t>
+      </w:r>
+      <m:oMath>
         <m:r>
           <m:rPr>
+            <m:nor/>
             <m:sty m:val="p"/>
           </m:rPr>
-          <m:t>]</m:t>
-        </m:r>
-      </m:oMath>
-      <w:r>
-        <w:t xml:space="preserve"> </w:t>
-      </w:r>
-      <w:r>
-        <w:t xml:space="preserve">or</w:t>
-      </w:r>
-      <w:r>
-        <w:t xml:space="preserve"> </w:t>
-      </w:r>
-      <m:oMath>
-        <m:r>
           <m:t>E</m:t>
         </m:r>
-        <m:r>
-          <m:rPr>
-            <m:sty m:val="p"/>
-          </m:rPr>
-          <m:t>[</m:t>
-        </m:r>
-        <m:sSup>
+        <m:d>
+          <m:dPr>
+            <m:begChr m:val="["/>
+            <m:sepChr m:val=""/>
+            <m:endChr m:val="]"/>
+            <m:grow/>
+          </m:dPr>
           <m:e>
-            <m:r>
-              <m:t>Y</m:t>
-            </m:r>
+            <m:sSup>
+              <m:e>
+                <m:r>
+                  <m:t>Y</m:t>
+                </m:r>
+              </m:e>
+              <m:sup>
+                <m:r>
+                  <m:t>a</m:t>
+                </m:r>
+                <m:r>
+                  <m:rPr>
+                    <m:sty m:val="p"/>
+                  </m:rPr>
+                  <m:t>=</m:t>
+                </m:r>
+                <m:r>
+                  <m:t>1</m:t>
+                </m:r>
+              </m:sup>
+            </m:sSup>
           </m:e>
-          <m:sup>
-            <m:r>
-              <m:t>a</m:t>
-            </m:r>
-            <m:r>
-              <m:rPr>
-                <m:sty m:val="p"/>
-              </m:rPr>
-              <m:t>=</m:t>
-            </m:r>
-            <m:r>
-              <m:t>1</m:t>
-            </m:r>
-          </m:sup>
-        </m:sSup>
-        <m:r>
-          <m:rPr>
-            <m:sty m:val="p"/>
-          </m:rPr>
-          <m:t>]</m:t>
-        </m:r>
+        </m:d>
         <m:r>
           <m:rPr>
             <m:sty m:val="p"/>
@@ -302,41 +306,43 @@
           <m:t>−</m:t>
         </m:r>
         <m:r>
-          <m:t>E</m:t>
-        </m:r>
-        <m:r>
           <m:rPr>
+            <m:nor/>
             <m:sty m:val="p"/>
           </m:rPr>
-          <m:t>[</m:t>
-        </m:r>
-        <m:sSup>
+          <m:t>E</m:t>
+        </m:r>
+        <m:d>
+          <m:dPr>
+            <m:begChr m:val="["/>
+            <m:sepChr m:val=""/>
+            <m:endChr m:val="]"/>
+            <m:grow/>
+          </m:dPr>
           <m:e>
-            <m:r>
-              <m:t>Y</m:t>
-            </m:r>
+            <m:sSup>
+              <m:e>
+                <m:r>
+                  <m:t>Y</m:t>
+                </m:r>
+              </m:e>
+              <m:sup>
+                <m:r>
+                  <m:t>a</m:t>
+                </m:r>
+                <m:r>
+                  <m:rPr>
+                    <m:sty m:val="p"/>
+                  </m:rPr>
+                  <m:t>=</m:t>
+                </m:r>
+                <m:r>
+                  <m:t>0</m:t>
+                </m:r>
+              </m:sup>
+            </m:sSup>
           </m:e>
-          <m:sup>
-            <m:r>
-              <m:t>a</m:t>
-            </m:r>
-            <m:r>
-              <m:rPr>
-                <m:sty m:val="p"/>
-              </m:rPr>
-              <m:t>=</m:t>
-            </m:r>
-            <m:r>
-              <m:t>0</m:t>
-            </m:r>
-          </m:sup>
-        </m:sSup>
-        <m:r>
-          <m:rPr>
-            <m:sty m:val="p"/>
-          </m:rPr>
-          <m:t>]</m:t>
-        </m:r>
+        </m:d>
       </m:oMath>
     </w:p>
     <w:p>
